--- a/materials/Go routine.docx
+++ b/materials/Go routine.docx
@@ -8024,7 +8024,215 @@
         </w:rPr>
         <w:t>What is a pipeline?</w:t>
       </w:r>
-      <w:hyperlink r:id="rId5" w:anchor="what-is-a-pipeline" w:history="1">
+      <w:r>
+        <w:rPr>
+          <w:b/>
+        </w:rPr>
+        <w:t xml:space="preserve"> </w:t>
+      </w:r>
+    </w:p>
+    <w:p>
+      <w:pPr>
+        <w:rPr>
+          <w:b/>
+          <w:bCs w:val="0"/>
+        </w:rPr>
+      </w:pPr>
+      <w:r>
+        <w:t>There’s no formal definition of a pipeline in Go; it’s just one of many kinds of concurrent programs</w:t>
+      </w:r>
+      <w:r>
+        <w:rPr>
+          <w:b/>
+          <w:bCs w:val="0"/>
+        </w:rPr>
+        <w:t>. Informally, a pipeline is a series of </w:t>
+      </w:r>
+      <w:r>
+        <w:rPr>
+          <w:b/>
+          <w:bCs w:val="0"/>
+          <w:i/>
+          <w:iCs/>
+        </w:rPr>
+        <w:t>stages</w:t>
+      </w:r>
+      <w:r>
+        <w:rPr>
+          <w:b/>
+          <w:bCs w:val="0"/>
+        </w:rPr>
+        <w:t> connected by channels,</w:t>
+      </w:r>
+      <w:r>
+        <w:t xml:space="preserve"> </w:t>
+      </w:r>
+      <w:r>
+        <w:rPr>
+          <w:b/>
+          <w:bCs w:val="0"/>
+        </w:rPr>
+        <w:t>where each stage is a group of goroutines running the same function. In each stage, the goroutines</w:t>
+      </w:r>
+    </w:p>
+    <w:p>
+      <w:pPr>
+        <w:numPr>
+          <w:ilvl w:val="0"/>
+          <w:numId w:val="18"/>
+        </w:numPr>
+      </w:pPr>
+      <w:r>
+        <w:t>receive values from </w:t>
+      </w:r>
+      <w:r>
+        <w:rPr>
+          <w:i/>
+          <w:iCs/>
+          <w:color w:val="EE0000"/>
+        </w:rPr>
+        <w:t>upstream</w:t>
+      </w:r>
+      <w:r>
+        <w:rPr>
+          <w:color w:val="EE0000"/>
+        </w:rPr>
+        <w:t> </w:t>
+      </w:r>
+      <w:r>
+        <w:t>via </w:t>
+      </w:r>
+      <w:r>
+        <w:rPr>
+          <w:i/>
+          <w:iCs/>
+        </w:rPr>
+        <w:t>inbound</w:t>
+      </w:r>
+      <w:r>
+        <w:t> channels</w:t>
+      </w:r>
+    </w:p>
+    <w:p>
+      <w:pPr>
+        <w:numPr>
+          <w:ilvl w:val="0"/>
+          <w:numId w:val="18"/>
+        </w:numPr>
+      </w:pPr>
+      <w:r>
+        <w:t>perform some function on that data, usually producing new values</w:t>
+      </w:r>
+    </w:p>
+    <w:p>
+      <w:pPr>
+        <w:numPr>
+          <w:ilvl w:val="0"/>
+          <w:numId w:val="18"/>
+        </w:numPr>
+      </w:pPr>
+      <w:r>
+        <w:t>send values </w:t>
+      </w:r>
+      <w:r>
+        <w:rPr>
+          <w:i/>
+          <w:iCs/>
+          <w:color w:val="EE0000"/>
+        </w:rPr>
+        <w:t>downstream</w:t>
+      </w:r>
+      <w:r>
+        <w:rPr>
+          <w:color w:val="EE0000"/>
+        </w:rPr>
+        <w:t> </w:t>
+      </w:r>
+      <w:r>
+        <w:t>via </w:t>
+      </w:r>
+      <w:r>
+        <w:rPr>
+          <w:i/>
+          <w:iCs/>
+        </w:rPr>
+        <w:t>outbound</w:t>
+      </w:r>
+      <w:r>
+        <w:t> channels</w:t>
+      </w:r>
+    </w:p>
+    <w:p>
+      <w:r>
+        <w:rPr>
+          <w:color w:val="EE0000"/>
+        </w:rPr>
+        <w:t xml:space="preserve">Each stage has any number of inbound and outbound channels, </w:t>
+      </w:r>
+      <w:r>
+        <w:t>except the first and last stages, which have only outbound or inbound channels, respectively. The first stage is sometimes called the </w:t>
+      </w:r>
+      <w:r>
+        <w:rPr>
+          <w:i/>
+          <w:iCs/>
+        </w:rPr>
+        <w:t>source</w:t>
+      </w:r>
+      <w:r>
+        <w:t> or </w:t>
+      </w:r>
+      <w:r>
+        <w:rPr>
+          <w:i/>
+          <w:iCs/>
+        </w:rPr>
+        <w:t>producer</w:t>
+      </w:r>
+      <w:r>
+        <w:t>; the last stage, the </w:t>
+      </w:r>
+      <w:r>
+        <w:rPr>
+          <w:i/>
+          <w:iCs/>
+        </w:rPr>
+        <w:t>sink</w:t>
+      </w:r>
+      <w:r>
+        <w:t> or </w:t>
+      </w:r>
+      <w:r>
+        <w:rPr>
+          <w:i/>
+          <w:iCs/>
+        </w:rPr>
+        <w:t>consumer</w:t>
+      </w:r>
+      <w:r>
+        <w:t>.</w:t>
+      </w:r>
+    </w:p>
+    <w:p>
+      <w:pPr>
+        <w:rPr>
+          <w:b/>
+        </w:rPr>
+      </w:pPr>
+    </w:p>
+    <w:p>
+      <w:pPr>
+        <w:rPr>
+          <w:b/>
+        </w:rPr>
+      </w:pPr>
+      <w:r>
+        <w:rPr>
+          <w:b/>
+        </w:rPr>
+        <w:t>Squaring numbers</w:t>
+      </w:r>
+      <w:hyperlink r:id="rId5" w:anchor="squaring-numbers" w:history="1">
         <w:r>
           <w:rPr>
             <w:rStyle w:val="Hyperlink"/>
@@ -8036,174 +8244,19 @@
     </w:p>
     <w:p>
       <w:r>
-        <w:t>There’s no formal definition of a pipeline in Go; it’s just one of many kinds of concurrent programs. Informally, a pipeline is a series of </w:t>
-      </w:r>
-      <w:r>
-        <w:rPr>
-          <w:i/>
-          <w:iCs/>
-        </w:rPr>
-        <w:t>stages</w:t>
-      </w:r>
-      <w:r>
-        <w:t> connected by channels, where each stage is a group of goroutines running the same function. In each stage, the goroutines</w:t>
-      </w:r>
-    </w:p>
-    <w:p>
-      <w:pPr>
-        <w:numPr>
-          <w:ilvl w:val="0"/>
-          <w:numId w:val="18"/>
-        </w:numPr>
-      </w:pPr>
-      <w:r>
-        <w:t>receive values from </w:t>
-      </w:r>
-      <w:r>
-        <w:rPr>
-          <w:i/>
-          <w:iCs/>
-        </w:rPr>
-        <w:t>upstream</w:t>
-      </w:r>
-      <w:r>
-        <w:t> via </w:t>
-      </w:r>
-      <w:r>
-        <w:rPr>
-          <w:i/>
-          <w:iCs/>
-        </w:rPr>
-        <w:t>inbound</w:t>
-      </w:r>
-      <w:r>
-        <w:t> channels</w:t>
-      </w:r>
-    </w:p>
-    <w:p>
-      <w:pPr>
-        <w:numPr>
-          <w:ilvl w:val="0"/>
-          <w:numId w:val="18"/>
-        </w:numPr>
-      </w:pPr>
-      <w:r>
-        <w:t>perform some function on that data, usually producing new values</w:t>
-      </w:r>
-    </w:p>
-    <w:p>
-      <w:pPr>
-        <w:numPr>
-          <w:ilvl w:val="0"/>
-          <w:numId w:val="18"/>
-        </w:numPr>
-      </w:pPr>
-      <w:r>
-        <w:t>send values </w:t>
-      </w:r>
-      <w:r>
-        <w:rPr>
-          <w:i/>
-          <w:iCs/>
-        </w:rPr>
-        <w:t>downstream</w:t>
-      </w:r>
-      <w:r>
-        <w:t> via </w:t>
-      </w:r>
-      <w:r>
-        <w:rPr>
-          <w:i/>
-          <w:iCs/>
-        </w:rPr>
-        <w:t>outbound</w:t>
-      </w:r>
-      <w:r>
-        <w:t> channels</w:t>
-      </w:r>
-    </w:p>
-    <w:p>
-      <w:r>
-        <w:t>Each stage has any number of inbound and outbound channels, except the first and last stages, which have only outbound or inbound channels, respectively. The first stage is sometimes called the </w:t>
-      </w:r>
-      <w:r>
-        <w:rPr>
-          <w:i/>
-          <w:iCs/>
-        </w:rPr>
-        <w:t>source</w:t>
-      </w:r>
-      <w:r>
-        <w:t> or </w:t>
-      </w:r>
-      <w:r>
-        <w:rPr>
-          <w:i/>
-          <w:iCs/>
-        </w:rPr>
-        <w:t>producer</w:t>
-      </w:r>
-      <w:r>
-        <w:t>; the last stage, the </w:t>
-      </w:r>
-      <w:r>
-        <w:rPr>
-          <w:i/>
-          <w:iCs/>
-        </w:rPr>
-        <w:t>sink</w:t>
-      </w:r>
-      <w:r>
-        <w:t> or </w:t>
-      </w:r>
-      <w:r>
-        <w:rPr>
-          <w:i/>
-          <w:iCs/>
-        </w:rPr>
-        <w:t>consumer</w:t>
-      </w:r>
-      <w:r>
-        <w:t>.</w:t>
-      </w:r>
-    </w:p>
-    <w:p>
-      <w:pPr>
-        <w:rPr>
-          <w:b/>
-        </w:rPr>
-      </w:pPr>
-    </w:p>
-    <w:p>
-      <w:pPr>
-        <w:rPr>
-          <w:b/>
-        </w:rPr>
-      </w:pPr>
-      <w:r>
-        <w:rPr>
-          <w:b/>
-        </w:rPr>
-        <w:t>Squaring numbers</w:t>
-      </w:r>
-      <w:hyperlink r:id="rId6" w:anchor="squaring-numbers" w:history="1">
-        <w:r>
-          <w:rPr>
-            <w:rStyle w:val="Hyperlink"/>
-            <w:b/>
-          </w:rPr>
-          <w:t>¶</w:t>
-        </w:r>
-      </w:hyperlink>
-    </w:p>
-    <w:p>
-      <w:r>
         <w:t>Consider a pipeline with three stages.</w:t>
       </w:r>
     </w:p>
     <w:p>
       <w:r>
-        <w:t>The first stage, gen, is a function that converts a list of integers to a channel that emits the integers in the list. The gen function starts a goroutine that sends the integers on the channel and closes the channel when all the values have been sent:</w:t>
+        <w:rPr>
+          <w:b/>
+          <w:bCs w:val="0"/>
+        </w:rPr>
+        <w:t>The first stage, gen, is a function that converts a list of integers to a channel</w:t>
+      </w:r>
+      <w:r>
+        <w:t xml:space="preserve"> that emits the integers in the list. The gen function starts a goroutine that sends the integers on the channel and closes the channel when all the values have been sent:</w:t>
       </w:r>
     </w:p>
     <w:p>
@@ -9852,6 +9905,9 @@
     </w:p>
     <w:p>
       <w:r>
+        <w:rPr>
+          <w:noProof/>
+        </w:rPr>
         <w:drawing>
           <wp:inline distT="0" distB="0" distL="0" distR="0" wp14:anchorId="7E4BA1C0" wp14:editId="6136DD49">
             <wp:extent cx="5943600" cy="3498850"/>
@@ -9868,7 +9924,7 @@
                     <pic:cNvPicPr/>
                   </pic:nvPicPr>
                   <pic:blipFill>
-                    <a:blip r:embed="rId7"/>
+                    <a:blip r:embed="rId6"/>
                     <a:stretch>
                       <a:fillRect/>
                     </a:stretch>
@@ -9971,6 +10027,12 @@
       </w:r>
     </w:p>
     <w:p>
+      <w:pPr>
+        <w:rPr>
+          <w:b/>
+          <w:bCs w:val="0"/>
+        </w:rPr>
+      </w:pPr>
       <w:r>
         <w:rPr>
           <w:b/>
@@ -9978,7 +10040,14 @@
         <w:t>Why use it?</w:t>
       </w:r>
       <w:r>
-        <w:t xml:space="preserve"> Without fan-out, items are processed sequentially. With fan-out, you parallelize CPU work and I/O across as many workers as you need.</w:t>
+        <w:t xml:space="preserve"> Without fan-out, items are processed sequentially. With fan-out, you </w:t>
+      </w:r>
+      <w:r>
+        <w:rPr>
+          <w:b/>
+          <w:bCs w:val="0"/>
+        </w:rPr>
+        <w:t>parallelize CPU work and I/O across as many workers as you need.</w:t>
       </w:r>
     </w:p>
     <w:p>
@@ -10320,6 +10389,9 @@
     </w:p>
     <w:p>
       <w:r>
+        <w:rPr>
+          <w:noProof/>
+        </w:rPr>
         <w:lastRenderedPageBreak/>
         <w:drawing>
           <wp:inline distT="0" distB="0" distL="0" distR="0" wp14:anchorId="0F83C9B4" wp14:editId="009E3E43">
@@ -10337,7 +10409,7 @@
                     <pic:cNvPicPr/>
                   </pic:nvPicPr>
                   <pic:blipFill>
-                    <a:blip r:embed="rId8"/>
+                    <a:blip r:embed="rId7"/>
                     <a:stretch>
                       <a:fillRect/>
                     </a:stretch>
@@ -14703,6 +14775,7 @@
   <w:style w:type="character" w:default="1" w:styleId="DefaultParagraphFont">
     <w:name w:val="Default Paragraph Font"/>
     <w:uiPriority w:val="1"/>
+    <w:semiHidden/>
     <w:unhideWhenUsed/>
   </w:style>
   <w:style w:type="table" w:default="1" w:styleId="TableNormal">
